--- a/MIMs-latest-sv.docx
+++ b/MIMs-latest-sv.docx
@@ -86,7 +86,7 @@
           <w:color w:val="003399"/>
           <w:sz w:val="52"/>
         </w:rPr>
-        <w:t>Checklista för upphandling med hjälp av Minimal Interoperability Mechanisms (MIMs)</w:t>
+        <w:t>Checklista för upphandling baserad på Minimal Interoperability Mechanisms (MIMs)</w:t>
       </w:r>
     </w:p>
     <w:p>
@@ -101,7 +101,7 @@
           <w:color w:val="C2186F"/>
           <w:sz w:val="30"/>
         </w:rPr>
-        <w:t>Vad du ska ställa krav på i en upphandling så att kommunen behåller sin data</w:t>
+        <w:t>Vad som ska anges i upphandlingsdokumenten så att kommunen behåller kontrollen över sina data</w:t>
       </w:r>
     </w:p>
     <w:p>
@@ -116,7 +116,7 @@
           <w:color w:val="5A5A6E"/>
           <w:sz w:val="22"/>
         </w:rPr>
-        <w:t>För MIMs Plus 9.0 från OASC</w:t>
+        <w:t>Specifikation: MIMs Plus 9.0 från OASC</w:t>
       </w:r>
     </w:p>
     <w:p>
@@ -165,7 +165,7 @@
           <w:color w:val="003399"/>
           <w:sz w:val="36"/>
         </w:rPr>
-        <w:t>Varför denna skrift behövs</w:t>
+        <w:t>Syftet med denna skrift</w:t>
       </w:r>
     </w:p>
     <w:p>
@@ -191,7 +191,7 @@
           <w:i w:val="0"/>
           <w:sz w:val="21"/>
         </w:rPr>
-        <w:t>Det behöver inte vara så. Minimal Interoperability Mechanisms (MIMs), som förvaltas av Open &amp; Agile Smart Cities (OASC) och stöds genom det europeiska initiativet living-in.eu, beskriver de grundläggande tekniska krav som håller er data öppen, återanvändbar och leverantörsneutral. De är medvetet avgränsade: inte en storslagen arkitektur, utan bara de få faktorer som måste vara uppfyllda för att system ska kunna kommunicera med varandra.</w:t>
+        <w:t>Det behöver inte vara så. Minimal Interoperability Mechanisms (MIMs), som förvaltas av Open &amp; Agile Smart Cities (OASC) och stöds genom det europeiska initiativet living-in.eu, beskriver de grundläggande tekniska krav som håller era data öppna, återanvändbara och leverantörsneutrala. De är medvetet avgränsade: inte en storslagen arkitektur, utan bara de få villkor som måste vara uppfyllda för att system ska kunna utbyta data.</w:t>
       </w:r>
     </w:p>
     <w:p>
@@ -204,7 +204,7 @@
           <w:i w:val="0"/>
           <w:sz w:val="21"/>
         </w:rPr>
-        <w:t>Du behöver inte vara ingenjör för att använda dem. Varje checklista översätter en MIM till konkreta kravpunkter som du kan kopiera rakt in i en upphandling, tillsammans med motiveringen till hur punkten skyddar er. Direkt efter checklistan återfinns varje krav från den aktuella MIM-specifikationen ordagrant, så att tekniska kollegor och anbudsgivare kan granska detaljerna.</w:t>
+        <w:t>Ingen teknisk bakgrund krävs för att använda denna skrift. Varje checklista översätter en MIM till konkreta kravpunkter i klarspråk som du kan kopiera rakt in i en upphandling, tillsammans med motiveringen till varför varje punkt skyddar er. Direkt efter checklistan återfinns varje krav från den aktuella MIM-specifikationen ordagrant, så att tekniska kollegor och anbudsgivare kan granska detaljerna.</w:t>
       </w:r>
     </w:p>
     <w:p>
@@ -249,7 +249,7 @@
               <w:br/>
               <w:t>Den avsedda målgruppen för detta dokument är:</w:t>
               <w:br/>
-              <w:t>1. Lösningsleverantörer som vill säkerställa att deras lösningar är interoperabla med andra och tillåter ett smidigt datautbyte inom ramen för smarta städer och samhällen.</w:t>
+              <w:t>1. Lösningsleverantörer som vill säkerställa att deras lösningar är interoperabla med andra lösningar och möjliggör ett smidigt datautbyte inom ramen för smarta städer och samhällen.</w:t>
               <w:br/>
               <w:t>2. Upphandlare som vill upphandla framtidssäkra lösningar som möjliggör kostnadseffektiv integration inom en befintlig IKT-arkitektur för smarta städer och samhällen.”</w:t>
             </w:r>
@@ -593,7 +593,7 @@
           <w:i w:val="0"/>
           <w:sz w:val="20"/>
         </w:rPr>
-        <w:t>Kopiera de markerade kraven till ert förfrågningsunderlag. Varje punkt är formulerad som en färdig mening som kan klistras in. Lägg till de övergripande avtalsklausulerna: de kostar lite och förhindrar inlåsning.</w:t>
+        <w:t>Kopiera de markerade kraven till era upphandlingsdokument. Varje punkt är formulerad som en färdig mening som kan klistras in. Lägg till de övergripande avtalsklausulerna: de kostar lite och förhindrar inlåsning.</w:t>
       </w:r>
     </w:p>
     <w:p>
@@ -839,7 +839,7 @@
                 <w:i w:val="0"/>
                 <w:sz w:val="19"/>
               </w:rPr>
-              <w:t>Punkterna i checklistan använder ”ska/måste” även där specifikationen enbart rekommenderar (bör) eller listar en tänkbar mekanism. Det är den upphandlande myndighetens beslut.</w:t>
+              <w:t>Punkterna i checklistan formulerar varje punkt som ett krav även där specifikationen enbart rekommenderar (bör) eller listar en tänkbar mekanism. Det är den upphandlande myndighetens beslut.</w:t>
             </w:r>
           </w:p>
         </w:tc>
@@ -888,7 +888,7 @@
           <w:i w:val="0"/>
           <w:sz w:val="21"/>
         </w:rPr>
-        <w:t>Sju små mekanismer, ett mål: er data förblir er, och era system kan prata med varandra.</w:t>
+        <w:t>Sju små mekanismer, ett mål: data förblir under kommunens kontroll och systemen fungerar tillsammans.</w:t>
       </w:r>
     </w:p>
     <w:p>
@@ -1423,7 +1423,7 @@
           <w:i w:val="0"/>
           <w:sz w:val="19"/>
         </w:rPr>
-        <w:t>Fylls i av anbudsgivaren, granskas av nämnden, bifogas avtalet.</w:t>
+        <w:t>Fylls i av anbudsgivaren, granskas av utvärderingsgruppen, bifogas avtalet.</w:t>
       </w:r>
     </w:p>
     <w:p>
@@ -1945,7 +1945,7 @@
                 <w:i w:val="0"/>
                 <w:sz w:val="18"/>
               </w:rPr>
-              <w:t>Avgift per anrop för kommunens egen data (se klausulen ”Inga licens- eller transaktionsavgifter för egen data”).</w:t>
+              <w:t>Avgift per anrop för kommunens egna data (se klausulen ”Inga avgifter för egna data”).</w:t>
             </w:r>
           </w:p>
         </w:tc>
@@ -2218,7 +2218,7 @@
                 <w:i w:val="0"/>
                 <w:sz w:val="16"/>
               </w:rPr>
-              <w:t>Datamodeller som används av datalaster BÖR specificeras (se MIM2)</w:t>
+              <w:t>Datamodeller som används av datalaster bör specificeras (se MIM2)</w:t>
             </w:r>
           </w:p>
         </w:tc>
@@ -2488,7 +2488,7 @@
               <w:br/>
               <w:t>API:er BÖR förmedla status för anropsbegränsningar (rate limit) via standardiserade HTTP-huvuden</w:t>
               <w:br/>
-              <w:t>API:er BÖR returnera strukturerade felmeddelanden i meddelandekroppen</w:t>
+              <w:t>API:er BÖR returnera strukturerade felmeddelanden i svarskroppen</w:t>
               <w:br/>
               <w:t>API:er FÅR stödja partiella svar eller frågeprojektioner</w:t>
               <w:br/>
@@ -3019,7 +3019,7 @@
           <w:color w:val="5A5A6E"/>
           <w:sz w:val="18"/>
         </w:rPr>
-        <w:t xml:space="preserve">GIS-byggnaden och fastighetssystemets byggnad är bevisligen samma byggnad.   </w:t>
+        <w:t xml:space="preserve">GIS-byggnaden och energisystemets byggnad är bevisligen samma byggnad.   </w:t>
       </w:r>
       <w:r>
         <w:rPr>
@@ -3178,7 +3178,7 @@
                 <w:i w:val="0"/>
                 <w:sz w:val="18"/>
               </w:rPr>
-              <w:t>Att koppla ihop datamängder blir en fråga, inte ett helt konsultprojekt.</w:t>
+              <w:t>Att koppla ihop datamängder blir en enkel databasfråga, inte ett helt konsultprojekt.</w:t>
             </w:r>
           </w:p>
         </w:tc>
@@ -4206,7 +4206,7 @@
           <w:i w:val="0"/>
           <w:sz w:val="20"/>
         </w:rPr>
-        <w:t>Utökningar levereras som dokumenterade profiler/tillägg ovanpå standardmodellen – aldrig som en modifierad, proprietär förgrening.</w:t>
+        <w:t>Utökningar levereras som dokumenterade profiler/tillägg ovanpå standardmodellen – aldrig som en modifierad, proprietär fork.</w:t>
       </w:r>
     </w:p>
     <w:p>
@@ -4335,7 +4335,7 @@
                 <w:i w:val="0"/>
                 <w:sz w:val="18"/>
               </w:rPr>
-              <w:t>Ett och samma gränssnitt läser data från många leverantörer utan anpassningar.</w:t>
+              <w:t>En och samma översiktsvy läser data från många leverantörer utan anpassningar.</w:t>
             </w:r>
           </w:p>
           <w:p>
@@ -4969,7 +4969,7 @@
                 <w:i w:val="0"/>
                 <w:sz w:val="16"/>
               </w:rPr>
-              <w:t>Dokumentationen av datatransportformatet bör vara tillräcklig för att möjliggöra skapandet av en icke-proprietär tillämpning eller tolk som kan återskapa all data som lagras i ett sådant dataformat.</w:t>
+              <w:t>Dokumentationen av datatransportformatet bör vara tillräcklig för att möjliggöra utveckling av en icke-proprietär applikation eller ett tolkningsprogram som kan återskapa alla data som lagras i ett sådant dataformat.</w:t>
             </w:r>
           </w:p>
         </w:tc>
@@ -4985,7 +4985,7 @@
                 <w:color w:val="5A5A6E"/>
                 <w:sz w:val="16"/>
               </w:rPr>
-              <w:t>The documentation of the data transport format should be sufficient to allow the creation of non-proprietary application or interpretor that is able to reconstruct all the data stored in such a data format.</w:t>
+              <w:t>The documentation of the data transport format should be sufficient to allow the creation of non-proprietary application or interpretor [sic] that is able to reconstruct all the data stored in such a data format.</w:t>
             </w:r>
           </w:p>
         </w:tc>
@@ -5317,7 +5317,7 @@
           <w:i w:val="0"/>
           <w:sz w:val="20"/>
         </w:rPr>
-        <w:t>All kommunal data kan inte publiceras fritt: viss data är kommersiell, viss är känslig. MIM3 handlar om att ändå kunna dela data på ett säkert sätt: en katalog som går att söka i, licenser baserade på mallar i stället för skräddarsydd juridik, och styrningsregler som alla kan läsa. Specifikationen formulerar nästan hela MIM3 som en rekommendation (se s. 3).</w:t>
+        <w:t>Alla kommunala data kan inte helt enkelt publiceras: viss data är kommersiell, viss är känslig. MIM3 handlar om att ändå dela resten på ett säkert sätt: en katalog som går att söka i, licenser från mallar i stället för skräddarsydd juridisk text, och styrningsregler som alla kan läsa. Specifikationen formulerar nästan hela MIM3 som en rekommendation (se s. 3).</w:t>
       </w:r>
     </w:p>
     <w:p>
@@ -5402,7 +5402,7 @@
           <w:i w:val="0"/>
           <w:sz w:val="20"/>
         </w:rPr>
-        <w:t>Villkor och licenser för dataanvändning utgår från etablerade mallar (t.ex. öppna licenser, standardiserade datautbytesavtal), inte skräddarsydda avtalstexter per datamängd.</w:t>
+        <w:t>Villkor och licenser för dataanvändning utgår från etablerade mallar (t.ex. öppna licenser, standardiserade datautbytesavtal), inte skräddarsydd juridisk text per datamängd.</w:t>
       </w:r>
     </w:p>
     <w:p>
@@ -5416,7 +5416,7 @@
           <w:color w:val="5A5A6E"/>
           <w:sz w:val="18"/>
         </w:rPr>
-        <w:t xml:space="preserve">Avtalen blir skalbara; jurister blir inte en flaskhals.   </w:t>
+        <w:t xml:space="preserve">Avtalen blir skalbara utan juridisk granskning från fall till fall.   </w:t>
       </w:r>
       <w:r>
         <w:rPr>
@@ -7223,7 +7223,7 @@
           <w:color w:val="003399"/>
           <w:sz w:val="36"/>
         </w:rPr>
-        <w:t>MIM6 · Är vår data säker under överföring och vid användning?</w:t>
+        <w:t>MIM6 · Är vår data säker?</w:t>
       </w:r>
     </w:p>
     <w:p>
@@ -7467,7 +7467,7 @@
           <w:i w:val="0"/>
           <w:sz w:val="20"/>
         </w:rPr>
-        <w:t>Leverantören ska visa anpassning till ISO/IEC 27001:2022 (eller likvärdigt) för den tjänst som driftas.</w:t>
+        <w:t>Anbudsgivaren visar anpassning till ISO/IEC 27001:2022 (eller likvärdigt) för den tjänst som driftas.</w:t>
       </w:r>
     </w:p>
     <w:p>
@@ -7586,7 +7586,7 @@
                 <w:i w:val="0"/>
                 <w:sz w:val="18"/>
               </w:rPr>
-              <w:t>När något går fel visar loggarna vad som hände och vem som gjorde det.</w:t>
+              <w:t>Efter en incident visar loggarna vad som hände och vem som agerade.</w:t>
             </w:r>
           </w:p>
         </w:tc>
@@ -9698,7 +9698,7 @@
           <w:i w:val="0"/>
           <w:sz w:val="20"/>
         </w:rPr>
-        <w:t>Resultat använder standardformat (GeoJSON, CityJSON, 3D Tiles, NetCDF…) som kan läsas av verktyg som inte köpts från denna leverantör.</w:t>
+        <w:t>Utdata använder standardformat (GeoJSON, CityJSON, 3D Tiles, NetCDF…) som kan läsas av verktyg från tredje part.</w:t>
       </w:r>
     </w:p>
     <w:p>
@@ -10110,7 +10110,7 @@
                 <w:i w:val="0"/>
                 <w:sz w:val="16"/>
               </w:rPr>
-              <w:t>Den lokala digitala tvillingen bör skilja tydligt mellan rå källdata, transformerad arbetsflödesredo data, modellindata och modellutdata.</w:t>
+              <w:t>Den lokala digitala tvillingen bör skilja tydligt mellan rå källdata, transformerade data förberedda för arbetsflöden, modellindata och modellutdata.</w:t>
             </w:r>
           </w:p>
         </w:tc>
@@ -10412,7 +10412,7 @@
                 <w:i w:val="0"/>
                 <w:sz w:val="16"/>
               </w:rPr>
-              <w:t>Tillförlitlig, pålitlig och etisk användning av innovativa metoder (stora språkmodeller, agentisk AI osv.) bör säkerställas. Skevhet (bias) bör minimeras där det är tillämpligt. De metoder som används för att garantera detta bör beskrivas.</w:t>
+              <w:t>Tillförlitlig, pålitlig och etisk användning av innovativa metoder (stora språkmodeller, agentbaserad AI osv.) bör säkerställas. Snedvridning (bias) bör minimeras där det är tillämpligt. De metoder som används för att garantera detta bör beskrivas.</w:t>
             </w:r>
           </w:p>
         </w:tc>
@@ -10759,7 +10759,7 @@
                 <w:i w:val="0"/>
                 <w:sz w:val="16"/>
               </w:rPr>
-              <w:t>Den lokala digitala tvillingen registrerar arbetsflödets proveniens, inklusive använda datamängder (inklusive version, tidsstämplade), exekverade modeller, valda parametrar och genererade resultat.</w:t>
+              <w:t>Den lokala digitala tvillingen registrerar arbetsflödets proveniens, inklusive använda datamängder (inklusive version och tidsstämpel), exekverade modeller, valda parametrar och genererade resultat.</w:t>
             </w:r>
           </w:p>
         </w:tc>
@@ -11310,7 +11310,7 @@
                 <w:i w:val="0"/>
                 <w:sz w:val="16"/>
               </w:rPr>
-              <w:t>Åtkomst till visualisering och vyer från flera perspektiv</w:t>
+              <w:t>Åtkomst till visualisering och flervyutdata</w:t>
             </w:r>
           </w:p>
         </w:tc>
@@ -11435,7 +11435,7 @@
           <w:i w:val="0"/>
           <w:sz w:val="20"/>
         </w:rPr>
-        <w:t>Vid avtalets upphörande ska all kommunens data (och konfiguration) överlämnas i öppna, dokumenterade format utan extra kostnad.</w:t>
+        <w:t>Vid avtalets upphörande ska alla kommunens data (och konfigurationer) överlämnas i öppna, dokumenterade format utan extra kostnad.</w:t>
       </w:r>
     </w:p>
     <w:p>
@@ -11494,7 +11494,7 @@
           <w:color w:val="003399"/>
           <w:sz w:val="21"/>
         </w:rPr>
-        <w:t>X.3  Inga avgifter per användare eller per anrop</w:t>
+        <w:t>X.3  Inga avgifter för egna data</w:t>
       </w:r>
     </w:p>
     <w:p>
@@ -11507,7 +11507,7 @@
           <w:i w:val="0"/>
           <w:sz w:val="20"/>
         </w:rPr>
-        <w:t>Inga avgifter för att staden har åtkomst till sina egna data.</w:t>
+        <w:t>Den upphandlande myndigheten betalar ingen avgift för åtkomst till sina egna data, varken per användare eller per anrop.</w:t>
       </w:r>
     </w:p>
     <w:p>
@@ -11579,7 +11579,7 @@
           <w:i w:val="0"/>
           <w:sz w:val="20"/>
         </w:rPr>
-        <w:t>Anbudsgivare ska påvisa uppfyllande under anbudsutvärderingen i stället för att enbart lämna självdeklarationer. För ett API innebär detta publicerad interaktiv dokumentation (såsom OpenAPI) samt ett fungerande anrop som returnerar giltig data. Varje markerad punkt testas på nytt vid leveransgodkännande.</w:t>
+        <w:t>Anbudsgivare ska påvisa uppfyllande under anbudsutvärderingen i stället för att enbart lämna självdeklarationer. För ett API innebär detta publicerad interaktiv dokumentation (såsom OpenAPI) samt ett live-anrop som returnerar giltiga data. Varje markerad punkt testas på nytt vid leveransgodkännande.</w:t>
       </w:r>
     </w:p>
     <w:p>
@@ -11615,7 +11615,7 @@
           <w:i w:val="0"/>
           <w:sz w:val="20"/>
         </w:rPr>
-        <w:t>Upphandlingen anger standarderna ovan; påståenden om ”kompatibilitet med” ska ange exakt gränssnitt och version. Varje hänvisning till en standard eller teknisk specifikation tillåter en likvärdig lösning; anbudsgivaren ska bevisa likvärdigheten.</w:t>
+        <w:t>Upphandlingen anger specifika standarder; påståenden om ”kompatibilitet med” måste ange det exakta gränssnittet och versionen. Varje hänvisning till en standard eller teknisk specifikation tillåter en likvärdig lösning; anbudsgivaren bevisar likvärdigheten.</w:t>
       </w:r>
     </w:p>
     <w:p>
@@ -11683,7 +11683,7 @@
           <w:i w:val="0"/>
           <w:sz w:val="20"/>
         </w:rPr>
-        <w:t>Valda sidor: MIM0, MIM1, MIM2, MIM6 och MIM7 (datan ska visas på en karta). Från MIM3 endast punkt 3.1 (luftkvalitetsdata publiceras som öppna data, så den hör hemma i en katalog); inte MIM8: detta är ingen digital tvilling.</w:t>
+        <w:t>Markerade sidor: MIM0, MIM1, MIM2, MIM6 och MIM7 (datan ska visas på en karta). Från MIM3 endast punkt 3.1 (luftkvalitetsdata publiceras som öppna data, så den hör hemma i en katalog); MIM8 är inte tillämplig: systemet är inte en digital tvilling.</w:t>
       </w:r>
     </w:p>
     <w:p>
@@ -11955,7 +11955,7 @@
                 <w:i w:val="0"/>
                 <w:sz w:val="18"/>
               </w:rPr>
-              <w:t>Avvecklingsklausul, Rättigheter till data, Inga licens- eller transaktionsavgifter för egen data, API-stabilitet och versionshantering; den ifyllda svarsmallen som bilaga</w:t>
+              <w:t>Avvecklingsklausul, Rättigheter till data, Inga avgifter för egna data, API-stabilitet och versionshantering; den ifyllda svarsmallen som bilaga</w:t>
             </w:r>
           </w:p>
         </w:tc>
@@ -11973,7 +11973,7 @@
                 <w:color w:val="003399"/>
                 <w:sz w:val="18"/>
               </w:rPr>
-              <w:t>Leveransgodkännande</w:t>
+              <w:t>Leveransgodkännandeprotokoll</w:t>
             </w:r>
           </w:p>
         </w:tc>
@@ -12112,7 +12112,7 @@
           <w:i w:val="0"/>
           <w:sz w:val="19"/>
         </w:rPr>
-        <w:t>4.3.23 Anbudsgivaren ska fylla i svarsmallen för kravuppfyllnad (bilaga till upphandlingsdokumenten) och ange bevisning för varje obligatoriskt krav. Anbudsgivaren ska demonstrera punkterna 4.3.1 till 4.3.21 med ett fungerande anrop mot API:et under anbudsutvärderingen; den upphandlande myndigheten testar dem på nytt vid leveransgodkännande. Bristande uppfyllande utgör grund för att neka godkännande.</w:t>
+        <w:t>4.3.23 Anbudsgivaren fyller i svarsmallen för kravuppfyllnad (bilaga till upphandlingsdokumenten) och anger bevisning för varje obligatoriskt krav. Under anbudsutvärderingen demonstrerar anbudsgivaren punkterna 4.3.1 till 4.3.21 (till exempel med ett live-anrop mot API:et); ett anbud som inte uppfyller en obligatorisk punkt uppfyller inte kraven på föremålet för upphandlingen. Den upphandlande myndigheten testar punkterna igen vid leveransgodkännande; ett fel då utgör grund för att neka godkännande.</w:t>
       </w:r>
     </w:p>
     <w:p>
@@ -12300,7 +12300,7 @@
                 <w:i w:val="0"/>
                 <w:sz w:val="17"/>
               </w:rPr>
-              <w:t>REST-API returnerar JSON och CSV; dokumentation finns på adressen angiven i anbudet, s. 12; testinloggning i bilaga 3</w:t>
+              <w:t>REST-API returnerar JSON och CSV; dokumentation finns på adressen angiven i anbudet, s. 12; teståtkomst i bilaga 3</w:t>
             </w:r>
           </w:p>
         </w:tc>
@@ -12486,7 +12486,7 @@
           <w:color w:val="5A5A6E"/>
           <w:sz w:val="18"/>
         </w:rPr>
-        <w:t>Ett framtida löfte bedöms som N: utvärderingsgruppen bedömer endast det som anbudsgivaren kan visa här och nu.</w:t>
+        <w:t>Ett löfte om framtida funktionalitet räknas som N: utvärderingsgruppen verifierar endast det anbudsgivaren kan visa. För ett obligatoriskt krav innebär N att anbudet inte uppfyller kraven på föremålet för upphandlingen.</w:t>
       </w:r>
     </w:p>
     <w:p>
@@ -12545,7 +12545,7 @@
           <w:i w:val="0"/>
           <w:sz w:val="19"/>
         </w:rPr>
-        <w:t>Den ifyllda tabellen utgör en del av anbudet och blir en bilaga till avtalet. Den verifierar att obligatoriska krav på kontraktsföremålet är uppfyllda (uppfyllt eller ej); den är inte ett tilldelningskriterium. Om kravuppfyllnaden ska poängsättas måste detta framgå i förväg bland tilldelningskriterierna i upphandlingsdokumenten (direktiv 2014/24/EU, artikel 67).</w:t>
+        <w:t>Den ifyllda tabellen utgör en del av anbudet och blir en bilaga till avtalet. Den verifierar att obligatoriska krav på föremålet för upphandlingen är uppfyllda (uppfyllt eller ej); den är inte ett tilldelningskriterium. Om kravuppfyllnaden ska poängsättas måste detta framgå i förväg bland tilldelningskriterierna i upphandlingsdokumenten (direktiv 2014/24/EU, artikel 67).</w:t>
       </w:r>
     </w:p>
     <w:tbl>
@@ -12639,7 +12639,7 @@
                 <w:color w:val="5A5A6E"/>
                 <w:sz w:val="15"/>
               </w:rPr>
-              <w:t>authority</w:t>
+              <w:t>myndighet</w:t>
             </w:r>
           </w:p>
         </w:tc>
@@ -12667,7 +12667,7 @@
                 <w:color w:val="5A5A6E"/>
                 <w:sz w:val="15"/>
               </w:rPr>
-              <w:t>bidder</w:t>
+              <w:t>anbudsgivare</w:t>
             </w:r>
           </w:p>
         </w:tc>
@@ -12695,7 +12695,7 @@
                 <w:color w:val="5A5A6E"/>
                 <w:sz w:val="15"/>
               </w:rPr>
-              <w:t>bidder</w:t>
+              <w:t>anbudsgivare</w:t>
             </w:r>
           </w:p>
         </w:tc>
@@ -12723,7 +12723,7 @@
                 <w:color w:val="5A5A6E"/>
                 <w:sz w:val="15"/>
               </w:rPr>
-              <w:t>committee</w:t>
+              <w:t>utvärderingsgrupp</w:t>
             </w:r>
           </w:p>
         </w:tc>
@@ -13717,7 +13717,7 @@
                 <w:i w:val="0"/>
                 <w:sz w:val="17"/>
               </w:rPr>
-              <w:t>Utökningar som profiler, aldrig förgreningar</w:t>
+              <w:t>Utökningar som profiler, aldrig forks</w:t>
             </w:r>
           </w:p>
         </w:tc>
@@ -14135,7 +14135,7 @@
                 <w:color w:val="FFFFFF"/>
                 <w:sz w:val="17"/>
               </w:rPr>
-              <w:t>MIM6 · Är vår data säker under överföring och vid användning?</w:t>
+              <w:t>MIM6 · Är vår data säker?</w:t>
             </w:r>
           </w:p>
         </w:tc>
@@ -15375,7 +15375,7 @@
                 <w:i w:val="0"/>
                 <w:sz w:val="17"/>
               </w:rPr>
-              <w:t>Inga avgifter för åtkomst till egen data</w:t>
+              <w:t>Inga avgifter för egna data</w:t>
             </w:r>
           </w:p>
         </w:tc>
@@ -15457,7 +15457,7 @@
                 <w:i w:val="0"/>
                 <w:sz w:val="17"/>
               </w:rPr>
-              <w:t>API-stabilitet: versionerat, 6 mån varsel vid brytande ändring</w:t>
+              <w:t>API-stabilitet: versionshanterat, 6 mån. varsel vid inkompatibla ändringar</w:t>
             </w:r>
           </w:p>
         </w:tc>
@@ -15843,7 +15843,7 @@
           <w:i w:val="0"/>
           <w:sz w:val="20"/>
         </w:rPr>
-        <w:t>En teknisk specifikation som vem som helst får läsa och implementera utan licensavgifter eller krav på tillstånd.</w:t>
+        <w:t>En teknisk specifikation som vem som helst får läsa och implementera kostnadsfritt och utan särskilt tillstånd.</w:t>
       </w:r>
     </w:p>
     <w:p>
@@ -15931,7 +15931,7 @@
           <w:i w:val="0"/>
           <w:sz w:val="20"/>
         </w:rPr>
-        <w:t>När byte av leverantör medför så stora kostnader – i dataförlust, formatkonvertering eller avgifter – att det i praktiken blir omöjligt.</w:t>
+        <w:t>Ett tillstånd där kostnaden för data, format eller avgifter gör ett byte av leverantör i praktiken omöjligt.</w:t>
       </w:r>
     </w:p>
     <w:p>
@@ -16124,7 +16124,7 @@
           <w:color w:val="5A5A6E"/>
           <w:sz w:val="17"/>
         </w:rPr>
-        <w:t>v9.0.6 · 2026-09-18</w:t>
+        <w:t>v9.0.7 · 2026-09-19</w:t>
       </w:r>
     </w:p>
     <w:sectPr>
@@ -16152,7 +16152,7 @@
         <w:color w:val="5A5A6E"/>
         <w:sz w:val="16"/>
       </w:rPr>
-      <w:t xml:space="preserve">Checklista för upphandling med hjälp av Minimal Interoperability Mechanisms (MIMs) · MIMs Plus 9.0 · v9.0.6 · 2026-09-18  ·  </w:t>
+      <w:t xml:space="preserve">Checklista för upphandling baserad på Minimal Interoperability Mechanisms (MIMs) · MIMs Plus 9.0 · v9.0.7 · 2026-09-19  ·  </w:t>
     </w:r>
     <w:fldSimple w:instr="PAGE"/>
   </w:p>
